--- a/src/content/poetry/24-poema-byt-i-ya/ru.docx
+++ b/src/content/poetry/24-poema-byt-i-ya/ru.docx
@@ -7,23 +7,21 @@
         <w:spacing w:before="100" w:beforeAutospacing="1" w:after="100" w:afterAutospacing="1" w:line="240" w:lineRule="auto"/>
         <w:rPr>
           <w:rFonts w:ascii="Times New Roman" w:eastAsia="Times New Roman" w:hAnsi="Times New Roman" w:cs="Times New Roman"/>
+          <w:kern w:val="0"/>
+          <w:lang w:eastAsia="ru-RU"/>
+          <w14:ligatures w14:val="none"/>
+        </w:rPr>
+      </w:pPr>
+      <w:r>
+        <w:rPr>
+          <w:rFonts w:ascii="Times New Roman" w:eastAsia="Times New Roman" w:hAnsi="Times New Roman" w:cs="Times New Roman"/>
+          <w:bCs/>
           <w:b/>
-          <w:bCs/>
-          <w:kern w:val="0"/>
-          <w:lang w:eastAsia="ru-RU"/>
-          <w14:ligatures w14:val="none"/>
-        </w:rPr>
-      </w:pPr>
-      <w:r>
-        <w:rPr>
-          <w:rFonts w:ascii="Times New Roman" w:eastAsia="Times New Roman" w:hAnsi="Times New Roman" w:cs="Times New Roman"/>
-          <w:b/>
-          <w:bCs/>
-          <w:kern w:val="0"/>
-          <w:lang w:eastAsia="ru-RU"/>
-          <w14:ligatures w14:val="none"/>
-        </w:rPr>
-        <w:t>Поэма Быть-и-Я</w:t>
+          <w:kern w:val="0"/>
+          <w:lang w:eastAsia="ru-RU"/>
+          <w14:ligatures w14:val="none"/>
+        </w:rPr>
+        <w:t xml:space="preserve">Поэма Быть-и-Я</w:t>
       </w:r>
     </w:p>
     <w:p>
@@ -957,17 +955,20 @@
     </w:p>
     <w:p>
       <w:pPr>
-        <w:spacing w:before="100" w:beforeAutospacing="1" w:after="100" w:afterAutospacing="1" w:line="240" w:lineRule="auto"/>
-        <w:rPr>
-          <w:rFonts w:ascii="Times New Roman" w:eastAsia="Times New Roman" w:hAnsi="Times New Roman" w:cs="Times New Roman"/>
-          <w:kern w:val="0"/>
-          <w:lang w:eastAsia="ru-RU"/>
-          <w14:ligatures w14:val="none"/>
+        <w:spacing w:before="200"/>
+        <w:rPr>
+          <w:i/>
+          <w:iCs/>
         </w:rPr>
       </w:pPr>
+      <w:r>
+        <w:rPr>
+          <w:i/>
+          <w:iCs/>
+        </w:rPr>
+        <w:t xml:space="preserve">06.05.2025, Сергей Панкратиус</w:t>
+      </w:r>
     </w:p>
-    <w:p/>
-    <w:p/>
     <w:sectPr>
       <w:pgSz w:w="11906" w:h="16838"/>
       <w:pgMar w:top="1134" w:right="850" w:bottom="1134" w:left="1701" w:header="708" w:footer="708" w:gutter="0"/>
